--- a/downloads/documents/04 Units/Unit 02 - Individual Growth and Life Readiness - Me, My Goals, My Money/Project 02 - ClassroomStreet Investor Report and Personal Budget.docx
+++ b/downloads/documents/04 Units/Unit 02 - Individual Growth and Life Readiness - Me, My Goals, My Money/Project 02 - ClassroomStreet Investor Report and Personal Budget.docx
@@ -2425,7 +2425,7 @@
         <w:t xml:space="preserve"> </w:t>
       </w:r>
       <w:r>
-        <w:t xml:space="preserve">(the Turkish, Portuguese, and Spanish lines are to be verified by a native speaker):</w:t>
+        <w:t xml:space="preserve">(the Spanish lines are to be verified by a native speaker):</w:t>
       </w:r>
     </w:p>
     <w:tbl>
@@ -2435,10 +2435,8 @@
         <w:tblLook w:firstRow="1"/>
       </w:tblPr>
       <w:tblGrid>
-        <w:gridCol w:w="1980"/>
-        <w:gridCol w:w="1980"/>
-        <w:gridCol w:w="1980"/>
-        <w:gridCol w:w="1980"/>
+        <w:gridCol w:w="3960"/>
+        <w:gridCol w:w="3960"/>
       </w:tblGrid>
       <w:tr>
         <w:trPr>
@@ -2474,40 +2472,6 @@
               <w:jc w:val="left"/>
             </w:pPr>
             <w:r>
-              <w:t xml:space="preserve">Turkish</w:t>
-            </w:r>
-          </w:p>
-        </w:tc>
-        <w:tc>
-          <w:tcPr>
-            <w:tcBorders>
-              <w:bottom w:val="single"/>
-            </w:tcBorders>
-            <w:vAlign w:val="bottom"/>
-          </w:tcPr>
-          <w:p>
-            <w:pPr>
-              <w:pStyle w:val="Compact"/>
-              <w:jc w:val="left"/>
-            </w:pPr>
-            <w:r>
-              <w:t xml:space="preserve">Portuguese</w:t>
-            </w:r>
-          </w:p>
-        </w:tc>
-        <w:tc>
-          <w:tcPr>
-            <w:tcBorders>
-              <w:bottom w:val="single"/>
-            </w:tcBorders>
-            <w:vAlign w:val="bottom"/>
-          </w:tcPr>
-          <w:p>
-            <w:pPr>
-              <w:pStyle w:val="Compact"/>
-              <w:jc w:val="left"/>
-            </w:pPr>
-            <w:r>
               <w:t xml:space="preserve">Spanish</w:t>
             </w:r>
           </w:p>
@@ -2532,28 +2496,6 @@
               <w:jc w:val="left"/>
             </w:pPr>
             <w:r>
-              <w:t xml:space="preserve">Bugün ___ aldım çünkü ___.</w:t>
-            </w:r>
-          </w:p>
-        </w:tc>
-        <w:tc>
-          <w:p>
-            <w:pPr>
-              <w:pStyle w:val="Compact"/>
-              <w:jc w:val="left"/>
-            </w:pPr>
-            <w:r>
-              <w:t xml:space="preserve">Hoje comprei ___ porque ___.</w:t>
-            </w:r>
-          </w:p>
-        </w:tc>
-        <w:tc>
-          <w:p>
-            <w:pPr>
-              <w:pStyle w:val="Compact"/>
-              <w:jc w:val="left"/>
-            </w:pPr>
-            <w:r>
               <w:t xml:space="preserve">Hoy compré ___ porque ___.</w:t>
             </w:r>
           </w:p>
@@ -2578,28 +2520,6 @@
               <w:jc w:val="left"/>
             </w:pPr>
             <w:r>
-              <w:t xml:space="preserve">Bugün ___ sattım çünkü ___.</w:t>
-            </w:r>
-          </w:p>
-        </w:tc>
-        <w:tc>
-          <w:p>
-            <w:pPr>
-              <w:pStyle w:val="Compact"/>
-              <w:jc w:val="left"/>
-            </w:pPr>
-            <w:r>
-              <w:t xml:space="preserve">Hoje vendi ___ porque ___.</w:t>
-            </w:r>
-          </w:p>
-        </w:tc>
-        <w:tc>
-          <w:p>
-            <w:pPr>
-              <w:pStyle w:val="Compact"/>
-              <w:jc w:val="left"/>
-            </w:pPr>
-            <w:r>
               <w:t xml:space="preserve">Hoy vendí ___ porque ___.</w:t>
             </w:r>
           </w:p>
@@ -2614,28 +2534,6 @@
             </w:pPr>
             <w:r>
               <w:t xml:space="preserve">I did not trade today because ___.</w:t>
-            </w:r>
-          </w:p>
-        </w:tc>
-        <w:tc>
-          <w:p>
-            <w:pPr>
-              <w:pStyle w:val="Compact"/>
-              <w:jc w:val="left"/>
-            </w:pPr>
-            <w:r>
-              <w:t xml:space="preserve">Bugün alım satım yapmadım çünkü ___.</w:t>
-            </w:r>
-          </w:p>
-        </w:tc>
-        <w:tc>
-          <w:p>
-            <w:pPr>
-              <w:pStyle w:val="Compact"/>
-              <w:jc w:val="left"/>
-            </w:pPr>
-            <w:r>
-              <w:t xml:space="preserve">Hoje não negociei porque ___.</w:t>
             </w:r>
           </w:p>
         </w:tc>
@@ -2690,7 +2588,7 @@
               <w:jc w:val="left"/>
             </w:pPr>
             <w:r>
-              <w:t xml:space="preserve">Toplam servetim</w:t>
+              <w:t xml:space="preserve">Mi fortuna total es</w:t>
             </w:r>
             <w:r>
               <w:t xml:space="preserve"> </w:t>
@@ -2700,7 +2598,7 @@
                 <w:i/>
                 <w:b/>
               </w:rPr>
-              <w:t xml:space="preserve">.</w:t>
+              <w:t xml:space="preserve">. Subió / bajó</w:t>
             </w:r>
             <w:r>
               <w:rPr>
@@ -2710,21 +2608,20 @@
               <w:t xml:space="preserve"> </w:t>
             </w:r>
             <w:r>
-              <w:t xml:space="preserve"> </w:t>
-            </w:r>
-            <w:r>
-              <w:t xml:space="preserve">yükseldi / düştü.</w:t>
-            </w:r>
-          </w:p>
-        </w:tc>
-        <w:tc>
-          <w:p>
-            <w:pPr>
-              <w:pStyle w:val="Compact"/>
-              <w:jc w:val="left"/>
-            </w:pPr>
-            <w:r>
-              <w:t xml:space="preserve">Minha fortuna total é</w:t>
+              <w:t xml:space="preserve">.</w:t>
+            </w:r>
+          </w:p>
+        </w:tc>
+      </w:tr>
+      <w:tr>
+        <w:tc>
+          <w:p>
+            <w:pPr>
+              <w:pStyle w:val="Compact"/>
+              <w:jc w:val="left"/>
+            </w:pPr>
+            <w:r>
+              <w:t xml:space="preserve">The news said</w:t>
             </w:r>
             <w:r>
               <w:t xml:space="preserve"> </w:t>
@@ -2734,7 +2631,7 @@
                 <w:i/>
                 <w:b/>
               </w:rPr>
-              <w:t xml:space="preserve">. Subiu / caiu</w:t>
+              <w:t xml:space="preserve">, so</w:t>
             </w:r>
             <w:r>
               <w:rPr>
@@ -2755,7 +2652,7 @@
               <w:jc w:val="left"/>
             </w:pPr>
             <w:r>
-              <w:t xml:space="preserve">Mi fortuna total es</w:t>
+              <w:t xml:space="preserve">La noticia decía</w:t>
             </w:r>
             <w:r>
               <w:t xml:space="preserve"> </w:t>
@@ -2765,7 +2662,7 @@
                 <w:i/>
                 <w:b/>
               </w:rPr>
-              <w:t xml:space="preserve">. Subió / bajó</w:t>
+              <w:t xml:space="preserve">, así que</w:t>
             </w:r>
             <w:r>
               <w:rPr>
@@ -2788,7 +2685,7 @@
               <w:jc w:val="left"/>
             </w:pPr>
             <w:r>
-              <w:t xml:space="preserve">The news said</w:t>
+              <w:t xml:space="preserve">My biggest slice is</w:t>
             </w:r>
             <w:r>
               <w:t xml:space="preserve"> </w:t>
@@ -2798,7 +2695,7 @@
                 <w:i/>
                 <w:b/>
               </w:rPr>
-              <w:t xml:space="preserve">, so</w:t>
+              <w:t xml:space="preserve">. I will rebalance / hold because</w:t>
             </w:r>
             <w:r>
               <w:rPr>
@@ -2819,18 +2716,7 @@
               <w:jc w:val="left"/>
             </w:pPr>
             <w:r>
-              <w:t xml:space="preserve">Haberlerde ___ deniyordu, bu yüzden ___.</w:t>
-            </w:r>
-          </w:p>
-        </w:tc>
-        <w:tc>
-          <w:p>
-            <w:pPr>
-              <w:pStyle w:val="Compact"/>
-              <w:jc w:val="left"/>
-            </w:pPr>
-            <w:r>
-              <w:t xml:space="preserve">A notícia dizia</w:t>
+              <w:t xml:space="preserve">Mi porción más grande es</w:t>
             </w:r>
             <w:r>
               <w:t xml:space="preserve"> </w:t>
@@ -2840,7 +2726,7 @@
                 <w:i/>
                 <w:b/>
               </w:rPr>
-              <w:t xml:space="preserve">, então</w:t>
+              <w:t xml:space="preserve">. Voy a reequilibrar / mantener porque</w:t>
             </w:r>
             <w:r>
               <w:rPr>
@@ -2854,37 +2740,6 @@
             </w:r>
           </w:p>
         </w:tc>
-        <w:tc>
-          <w:p>
-            <w:pPr>
-              <w:pStyle w:val="Compact"/>
-              <w:jc w:val="left"/>
-            </w:pPr>
-            <w:r>
-              <w:t xml:space="preserve">La noticia decía</w:t>
-            </w:r>
-            <w:r>
-              <w:t xml:space="preserve"> </w:t>
-            </w:r>
-            <w:r>
-              <w:rPr>
-                <w:i/>
-                <w:b/>
-              </w:rPr>
-              <w:t xml:space="preserve">, así que</w:t>
-            </w:r>
-            <w:r>
-              <w:rPr>
-                <w:i/>
-                <w:b/>
-              </w:rPr>
-              <w:t xml:space="preserve"> </w:t>
-            </w:r>
-            <w:r>
-              <w:t xml:space="preserve">.</w:t>
-            </w:r>
-          </w:p>
-        </w:tc>
       </w:tr>
       <w:tr>
         <w:tc>
@@ -2894,120 +2749,18 @@
               <w:jc w:val="left"/>
             </w:pPr>
             <w:r>
-              <w:t xml:space="preserve">My biggest slice is</w:t>
-            </w:r>
-            <w:r>
-              <w:t xml:space="preserve"> </w:t>
-            </w:r>
-            <w:r>
-              <w:rPr>
-                <w:i/>
-                <w:b/>
-              </w:rPr>
-              <w:t xml:space="preserve">. I will rebalance / hold because</w:t>
-            </w:r>
-            <w:r>
-              <w:rPr>
-                <w:i/>
-                <w:b/>
-              </w:rPr>
-              <w:t xml:space="preserve"> </w:t>
-            </w:r>
-            <w:r>
-              <w:t xml:space="preserve">.</w:t>
-            </w:r>
-          </w:p>
-        </w:tc>
-        <w:tc>
-          <w:p>
-            <w:pPr>
-              <w:pStyle w:val="Compact"/>
-              <w:jc w:val="left"/>
-            </w:pPr>
-            <w:r>
-              <w:t xml:space="preserve">En büyük dilimim</w:t>
-            </w:r>
-            <w:r>
-              <w:t xml:space="preserve"> </w:t>
-            </w:r>
-            <w:r>
-              <w:rPr>
-                <w:i/>
-                <w:b/>
-              </w:rPr>
-              <w:t xml:space="preserve">. Yeniden dengeleyeceğim / tutacağım çünkü</w:t>
-            </w:r>
-            <w:r>
-              <w:rPr>
-                <w:i/>
-                <w:b/>
-              </w:rPr>
-              <w:t xml:space="preserve"> </w:t>
-            </w:r>
-            <w:r>
-              <w:t xml:space="preserve">.</w:t>
-            </w:r>
-          </w:p>
-        </w:tc>
-        <w:tc>
-          <w:p>
-            <w:pPr>
-              <w:pStyle w:val="Compact"/>
-              <w:jc w:val="left"/>
-            </w:pPr>
-            <w:r>
-              <w:t xml:space="preserve">Minha maior fatia é</w:t>
-            </w:r>
-            <w:r>
-              <w:t xml:space="preserve"> </w:t>
-            </w:r>
-            <w:r>
-              <w:rPr>
-                <w:i/>
-                <w:b/>
-              </w:rPr>
-              <w:t xml:space="preserve">. Vou reequilibrar / manter porque</w:t>
-            </w:r>
-            <w:r>
-              <w:rPr>
-                <w:i/>
-                <w:b/>
-              </w:rPr>
-              <w:t xml:space="preserve"> </w:t>
-            </w:r>
-            <w:r>
-              <w:t xml:space="preserve">.</w:t>
-            </w:r>
-          </w:p>
-        </w:tc>
-        <w:tc>
-          <w:p>
-            <w:pPr>
-              <w:pStyle w:val="Compact"/>
-              <w:jc w:val="left"/>
-            </w:pPr>
-            <w:r>
-              <w:t xml:space="preserve">Mi porción más grande es</w:t>
-            </w:r>
-            <w:r>
-              <w:t xml:space="preserve"> </w:t>
-            </w:r>
-            <w:r>
-              <w:rPr>
-                <w:i/>
-                <w:b/>
-              </w:rPr>
-              <w:t xml:space="preserve">. Voy a reequilibrar / mantener porque</w:t>
-            </w:r>
-            <w:r>
-              <w:rPr>
-                <w:i/>
-                <w:b/>
-              </w:rPr>
-              <w:t xml:space="preserve"> </w:t>
-            </w:r>
-            <w:r>
-              <w:t xml:space="preserve">.</w:t>
+              <w:t xml:space="preserve">I felt ___ when the prices dropped.</w:t>
+            </w:r>
+          </w:p>
+        </w:tc>
+        <w:tc>
+          <w:p>
+            <w:pPr>
+              <w:pStyle w:val="Compact"/>
+              <w:jc w:val="left"/>
+            </w:pPr>
+            <w:r>
+              <w:t xml:space="preserve">Me sentí ___ cuando bajaron los precios.</w:t>
             </w:r>
           </w:p>
         </w:tc>
@@ -3020,40 +2773,18 @@
               <w:jc w:val="left"/>
             </w:pPr>
             <w:r>
-              <w:t xml:space="preserve">I felt ___ when the prices dropped.</w:t>
-            </w:r>
-          </w:p>
-        </w:tc>
-        <w:tc>
-          <w:p>
-            <w:pPr>
-              <w:pStyle w:val="Compact"/>
-              <w:jc w:val="left"/>
-            </w:pPr>
-            <w:r>
-              <w:t xml:space="preserve">Fiyatlar düşünce ___ hissettim.</w:t>
-            </w:r>
-          </w:p>
-        </w:tc>
-        <w:tc>
-          <w:p>
-            <w:pPr>
-              <w:pStyle w:val="Compact"/>
-              <w:jc w:val="left"/>
-            </w:pPr>
-            <w:r>
-              <w:t xml:space="preserve">Eu me senti ___ quando os preços caíram.</w:t>
-            </w:r>
-          </w:p>
-        </w:tc>
-        <w:tc>
-          <w:p>
-            <w:pPr>
-              <w:pStyle w:val="Compact"/>
-              <w:jc w:val="left"/>
-            </w:pPr>
-            <w:r>
-              <w:t xml:space="preserve">Me sentí ___ cuando bajaron los precios.</w:t>
+              <w:t xml:space="preserve">My return is ___ percent because ___.</w:t>
+            </w:r>
+          </w:p>
+        </w:tc>
+        <w:tc>
+          <w:p>
+            <w:pPr>
+              <w:pStyle w:val="Compact"/>
+              <w:jc w:val="left"/>
+            </w:pPr>
+            <w:r>
+              <w:t xml:space="preserve">Mi rendimiento es de ___ por ciento porque ___.</w:t>
             </w:r>
           </w:p>
         </w:tc>
@@ -3066,40 +2797,18 @@
               <w:jc w:val="left"/>
             </w:pPr>
             <w:r>
-              <w:t xml:space="preserve">My return is ___ percent because ___.</w:t>
-            </w:r>
-          </w:p>
-        </w:tc>
-        <w:tc>
-          <w:p>
-            <w:pPr>
-              <w:pStyle w:val="Compact"/>
-              <w:jc w:val="left"/>
-            </w:pPr>
-            <w:r>
-              <w:t xml:space="preserve">Getirim yüzde ___ çünkü ___.</w:t>
-            </w:r>
-          </w:p>
-        </w:tc>
-        <w:tc>
-          <w:p>
-            <w:pPr>
-              <w:pStyle w:val="Compact"/>
-              <w:jc w:val="left"/>
-            </w:pPr>
-            <w:r>
-              <w:t xml:space="preserve">Meu retorno é de ___ por cento porque ___.</w:t>
-            </w:r>
-          </w:p>
-        </w:tc>
-        <w:tc>
-          <w:p>
-            <w:pPr>
-              <w:pStyle w:val="Compact"/>
-              <w:jc w:val="left"/>
-            </w:pPr>
-            <w:r>
-              <w:t xml:space="preserve">Mi rendimiento es de ___ por ciento porque ___.</w:t>
+              <w:t xml:space="preserve">The crisis taught me ___.</w:t>
+            </w:r>
+          </w:p>
+        </w:tc>
+        <w:tc>
+          <w:p>
+            <w:pPr>
+              <w:pStyle w:val="Compact"/>
+              <w:jc w:val="left"/>
+            </w:pPr>
+            <w:r>
+              <w:t xml:space="preserve">La crisis me enseñó ___.</w:t>
             </w:r>
           </w:p>
         </w:tc>
@@ -3112,75 +2821,7 @@
               <w:jc w:val="left"/>
             </w:pPr>
             <w:r>
-              <w:t xml:space="preserve">The crisis taught me ___.</w:t>
-            </w:r>
-          </w:p>
-        </w:tc>
-        <w:tc>
-          <w:p>
-            <w:pPr>
-              <w:pStyle w:val="Compact"/>
-              <w:jc w:val="left"/>
-            </w:pPr>
-            <w:r>
-              <w:t xml:space="preserve">Kriz bana ___ öğretti.</w:t>
-            </w:r>
-          </w:p>
-        </w:tc>
-        <w:tc>
-          <w:p>
-            <w:pPr>
-              <w:pStyle w:val="Compact"/>
-              <w:jc w:val="left"/>
-            </w:pPr>
-            <w:r>
-              <w:t xml:space="preserve">A crise me ensinou ___.</w:t>
-            </w:r>
-          </w:p>
-        </w:tc>
-        <w:tc>
-          <w:p>
-            <w:pPr>
-              <w:pStyle w:val="Compact"/>
-              <w:jc w:val="left"/>
-            </w:pPr>
-            <w:r>
-              <w:t xml:space="preserve">La crisis me enseñó ___.</w:t>
-            </w:r>
-          </w:p>
-        </w:tc>
-      </w:tr>
-      <w:tr>
-        <w:tc>
-          <w:p>
-            <w:pPr>
-              <w:pStyle w:val="Compact"/>
-              <w:jc w:val="left"/>
-            </w:pPr>
-            <w:r>
               <w:t xml:space="preserve">Next time I will ___.</w:t>
-            </w:r>
-          </w:p>
-        </w:tc>
-        <w:tc>
-          <w:p>
-            <w:pPr>
-              <w:pStyle w:val="Compact"/>
-              <w:jc w:val="left"/>
-            </w:pPr>
-            <w:r>
-              <w:t xml:space="preserve">Bir dahaki sefere ___ yapacağım.</w:t>
-            </w:r>
-          </w:p>
-        </w:tc>
-        <w:tc>
-          <w:p>
-            <w:pPr>
-              <w:pStyle w:val="Compact"/>
-              <w:jc w:val="left"/>
-            </w:pPr>
-            <w:r>
-              <w:t xml:space="preserve">Da próxima vez, eu vou ___.</w:t>
             </w:r>
           </w:p>
         </w:tc>

--- a/downloads/documents/04 Units/Unit 02 - Individual Growth and Life Readiness - Me, My Goals, My Money/Project 02 - ClassroomStreet Investor Report and Personal Budget.docx
+++ b/downloads/documents/04 Units/Unit 02 - Individual Growth and Life Readiness - Me, My Goals, My Money/Project 02 - ClassroomStreet Investor Report and Personal Budget.docx
@@ -345,917 +345,6 @@
       <w:r>
         <w:t xml:space="preserve">Window map used in the lessons (from the 60-window Fortune Street schedule with the crisis at windows 25 to 32):</w:t>
       </w:r>
-    </w:p>
-    <w:tbl>
-      <w:tblPr>
-        <w:tblStyle w:val="Table"/>
-        <w:tblW w:type="pct" w:w="5000"/>
-        <w:tblLook w:firstRow="1"/>
-      </w:tblPr>
-      <w:tblGrid>
-        <w:gridCol w:w="2340"/>
-        <w:gridCol w:w="2340"/>
-        <w:gridCol w:w="2340"/>
-        <w:gridCol w:w="2340"/>
-      </w:tblGrid>
-      <w:tr>
-        <w:trPr>
-          <w:cnfStyle w:firstRow="1"/>
-        </w:trPr>
-        <w:tc>
-          <w:tcPr>
-            <w:tcW w:type="dxa" w:w="2340"/>
-            <w:tcBorders>
-              <w:bottom w:val="single"/>
-            </w:tcBorders>
-            <w:vAlign w:val="bottom"/>
-          </w:tcPr>
-          <w:p>
-            <w:pPr>
-              <w:pStyle w:val="Compact"/>
-              <w:jc w:val="left"/>
-            </w:pPr>
-            <w:r>
-              <w:t xml:space="preserve">Class day</w:t>
-            </w:r>
-          </w:p>
-        </w:tc>
-        <w:tc>
-          <w:tcPr>
-            <w:tcW w:type="dxa" w:w="2340"/>
-            <w:tcBorders>
-              <w:bottom w:val="single"/>
-            </w:tcBorders>
-            <w:vAlign w:val="bottom"/>
-          </w:tcPr>
-          <w:p>
-            <w:pPr>
-              <w:pStyle w:val="Compact"/>
-              <w:jc w:val="left"/>
-            </w:pPr>
-            <w:r>
-              <w:t xml:space="preserve">Lesson</w:t>
-            </w:r>
-          </w:p>
-        </w:tc>
-        <w:tc>
-          <w:tcPr>
-            <w:tcW w:type="dxa" w:w="2340"/>
-            <w:tcBorders>
-              <w:bottom w:val="single"/>
-            </w:tcBorders>
-            <w:vAlign w:val="bottom"/>
-          </w:tcPr>
-          <w:p>
-            <w:pPr>
-              <w:pStyle w:val="Compact"/>
-              <w:jc w:val="left"/>
-            </w:pPr>
-            <w:r>
-              <w:t xml:space="preserve">Windows</w:t>
-            </w:r>
-          </w:p>
-        </w:tc>
-        <w:tc>
-          <w:tcPr>
-            <w:tcW w:type="dxa" w:w="2340"/>
-            <w:tcBorders>
-              <w:bottom w:val="single"/>
-            </w:tcBorders>
-            <w:vAlign w:val="bottom"/>
-          </w:tcPr>
-          <w:p>
-            <w:pPr>
-              <w:pStyle w:val="Compact"/>
-              <w:jc w:val="left"/>
-            </w:pPr>
-            <w:r>
-              <w:t xml:space="preserve">What the market does</w:t>
-            </w:r>
-          </w:p>
-        </w:tc>
-      </w:tr>
-      <w:tr>
-        <w:tc>
-          <w:tcPr>
-            <w:tcW w:type="dxa" w:w="2340"/>
-          </w:tcPr>
-          <w:p>
-            <w:pPr>
-              <w:pStyle w:val="Compact"/>
-              <w:jc w:val="left"/>
-            </w:pPr>
-            <w:r>
-              <w:t xml:space="preserve">1</w:t>
-            </w:r>
-          </w:p>
-        </w:tc>
-        <w:tc>
-          <w:tcPr>
-            <w:tcW w:type="dxa" w:w="2340"/>
-          </w:tcPr>
-          <w:p>
-            <w:pPr>
-              <w:pStyle w:val="Compact"/>
-              <w:jc w:val="left"/>
-            </w:pPr>
-            <w:r>
-              <w:t xml:space="preserve">2.14 Day 1</w:t>
-            </w:r>
-          </w:p>
-        </w:tc>
-        <w:tc>
-          <w:tcPr>
-            <w:tcW w:type="dxa" w:w="2340"/>
-          </w:tcPr>
-          <w:p>
-            <w:pPr>
-              <w:pStyle w:val="Compact"/>
-              <w:jc w:val="left"/>
-            </w:pPr>
-            <w:r>
-              <w:t xml:space="preserve">1 to 2</w:t>
-            </w:r>
-          </w:p>
-        </w:tc>
-        <w:tc>
-          <w:tcPr>
-            <w:tcW w:type="dxa" w:w="2340"/>
-          </w:tcPr>
-          <w:p>
-            <w:pPr>
-              <w:pStyle w:val="Compact"/>
-              <w:jc w:val="left"/>
-            </w:pPr>
-            <w:r>
-              <w:t xml:space="preserve">Opening prices; first buys</w:t>
-            </w:r>
-          </w:p>
-        </w:tc>
-      </w:tr>
-      <w:tr>
-        <w:tc>
-          <w:tcPr>
-            <w:tcW w:type="dxa" w:w="2340"/>
-          </w:tcPr>
-          <w:p>
-            <w:pPr>
-              <w:pStyle w:val="Compact"/>
-              <w:jc w:val="left"/>
-            </w:pPr>
-            <w:r>
-              <w:t xml:space="preserve">2</w:t>
-            </w:r>
-          </w:p>
-        </w:tc>
-        <w:tc>
-          <w:tcPr>
-            <w:tcW w:type="dxa" w:w="2340"/>
-          </w:tcPr>
-          <w:p>
-            <w:pPr>
-              <w:pStyle w:val="Compact"/>
-              <w:jc w:val="left"/>
-            </w:pPr>
-            <w:r>
-              <w:t xml:space="preserve">2.14 Day 2</w:t>
-            </w:r>
-          </w:p>
-        </w:tc>
-        <w:tc>
-          <w:tcPr>
-            <w:tcW w:type="dxa" w:w="2340"/>
-          </w:tcPr>
-          <w:p>
-            <w:pPr>
-              <w:pStyle w:val="Compact"/>
-              <w:jc w:val="left"/>
-            </w:pPr>
-            <w:r>
-              <w:t xml:space="preserve">3 to 6</w:t>
-            </w:r>
-          </w:p>
-        </w:tc>
-        <w:tc>
-          <w:tcPr>
-            <w:tcW w:type="dxa" w:w="2340"/>
-          </w:tcPr>
-          <w:p>
-            <w:pPr>
-              <w:pStyle w:val="Compact"/>
-              <w:jc w:val="left"/>
-            </w:pPr>
-            <w:r>
-              <w:t xml:space="preserve">Calm; small moves</w:t>
-            </w:r>
-          </w:p>
-        </w:tc>
-      </w:tr>
-      <w:tr>
-        <w:tc>
-          <w:tcPr>
-            <w:tcW w:type="dxa" w:w="2340"/>
-          </w:tcPr>
-          <w:p>
-            <w:pPr>
-              <w:pStyle w:val="Compact"/>
-              <w:jc w:val="left"/>
-            </w:pPr>
-            <w:r>
-              <w:t xml:space="preserve">3</w:t>
-            </w:r>
-          </w:p>
-        </w:tc>
-        <w:tc>
-          <w:tcPr>
-            <w:tcW w:type="dxa" w:w="2340"/>
-          </w:tcPr>
-          <w:p>
-            <w:pPr>
-              <w:pStyle w:val="Compact"/>
-              <w:jc w:val="left"/>
-            </w:pPr>
-            <w:r>
-              <w:t xml:space="preserve">2.15 Day 1</w:t>
-            </w:r>
-          </w:p>
-        </w:tc>
-        <w:tc>
-          <w:tcPr>
-            <w:tcW w:type="dxa" w:w="2340"/>
-          </w:tcPr>
-          <w:p>
-            <w:pPr>
-              <w:pStyle w:val="Compact"/>
-              <w:jc w:val="left"/>
-            </w:pPr>
-            <w:r>
-              <w:t xml:space="preserve">7 to 12</w:t>
-            </w:r>
-          </w:p>
-        </w:tc>
-        <w:tc>
-          <w:tcPr>
-            <w:tcW w:type="dxa" w:w="2340"/>
-          </w:tcPr>
-          <w:p>
-            <w:pPr>
-              <w:pStyle w:val="Compact"/>
-              <w:jc w:val="left"/>
-            </w:pPr>
-            <w:r>
-              <w:t xml:space="preserve">First real news moves</w:t>
-            </w:r>
-          </w:p>
-        </w:tc>
-      </w:tr>
-      <w:tr>
-        <w:tc>
-          <w:tcPr>
-            <w:tcW w:type="dxa" w:w="2340"/>
-          </w:tcPr>
-          <w:p>
-            <w:pPr>
-              <w:pStyle w:val="Compact"/>
-              <w:jc w:val="left"/>
-            </w:pPr>
-            <w:r>
-              <w:t xml:space="preserve">4</w:t>
-            </w:r>
-          </w:p>
-        </w:tc>
-        <w:tc>
-          <w:tcPr>
-            <w:tcW w:type="dxa" w:w="2340"/>
-          </w:tcPr>
-          <w:p>
-            <w:pPr>
-              <w:pStyle w:val="Compact"/>
-              <w:jc w:val="left"/>
-            </w:pPr>
-            <w:r>
-              <w:t xml:space="preserve">2.15 Day 2</w:t>
-            </w:r>
-          </w:p>
-        </w:tc>
-        <w:tc>
-          <w:tcPr>
-            <w:tcW w:type="dxa" w:w="2340"/>
-          </w:tcPr>
-          <w:p>
-            <w:pPr>
-              <w:pStyle w:val="Compact"/>
-              <w:jc w:val="left"/>
-            </w:pPr>
-            <w:r>
-              <w:t xml:space="preserve">13 to 18</w:t>
-            </w:r>
-          </w:p>
-        </w:tc>
-        <w:tc>
-          <w:tcPr>
-            <w:tcW w:type="dxa" w:w="2340"/>
-          </w:tcPr>
-          <w:p>
-            <w:pPr>
-              <w:pStyle w:val="Compact"/>
-              <w:jc w:val="left"/>
-            </w:pPr>
-            <w:r>
-              <w:t xml:space="preserve">More news; one hype dispatch if the teacher sends it</w:t>
-            </w:r>
-          </w:p>
-        </w:tc>
-      </w:tr>
-      <w:tr>
-        <w:tc>
-          <w:tcPr>
-            <w:tcW w:type="dxa" w:w="2340"/>
-          </w:tcPr>
-          <w:p>
-            <w:pPr>
-              <w:pStyle w:val="Compact"/>
-              <w:jc w:val="left"/>
-            </w:pPr>
-            <w:r>
-              <w:t xml:space="preserve">5</w:t>
-            </w:r>
-          </w:p>
-        </w:tc>
-        <w:tc>
-          <w:tcPr>
-            <w:tcW w:type="dxa" w:w="2340"/>
-          </w:tcPr>
-          <w:p>
-            <w:pPr>
-              <w:pStyle w:val="Compact"/>
-              <w:jc w:val="left"/>
-            </w:pPr>
-            <w:r>
-              <w:t xml:space="preserve">2.16</w:t>
-            </w:r>
-          </w:p>
-        </w:tc>
-        <w:tc>
-          <w:tcPr>
-            <w:tcW w:type="dxa" w:w="2340"/>
-          </w:tcPr>
-          <w:p>
-            <w:pPr>
-              <w:pStyle w:val="Compact"/>
-              <w:jc w:val="left"/>
-            </w:pPr>
-            <w:r>
-              <w:t xml:space="preserve">19 to 24</w:t>
-            </w:r>
-          </w:p>
-        </w:tc>
-        <w:tc>
-          <w:tcPr>
-            <w:tcW w:type="dxa" w:w="2340"/>
-          </w:tcPr>
-          <w:p>
-            <w:pPr>
-              <w:pStyle w:val="Compact"/>
-              <w:jc w:val="left"/>
-            </w:pPr>
-            <w:r>
-              <w:t xml:space="preserve">Last calm day; prices get jumpy</w:t>
-            </w:r>
-          </w:p>
-        </w:tc>
-      </w:tr>
-      <w:tr>
-        <w:tc>
-          <w:tcPr>
-            <w:tcW w:type="dxa" w:w="2340"/>
-          </w:tcPr>
-          <w:p>
-            <w:pPr>
-              <w:pStyle w:val="Compact"/>
-              <w:jc w:val="left"/>
-            </w:pPr>
-            <w:r>
-              <w:t xml:space="preserve">6</w:t>
-            </w:r>
-          </w:p>
-        </w:tc>
-        <w:tc>
-          <w:tcPr>
-            <w:tcW w:type="dxa" w:w="2340"/>
-          </w:tcPr>
-          <w:p>
-            <w:pPr>
-              <w:pStyle w:val="Compact"/>
-              <w:jc w:val="left"/>
-            </w:pPr>
-            <w:r>
-              <w:t xml:space="preserve">2.17 Day 1</w:t>
-            </w:r>
-          </w:p>
-        </w:tc>
-        <w:tc>
-          <w:tcPr>
-            <w:tcW w:type="dxa" w:w="2340"/>
-          </w:tcPr>
-          <w:p>
-            <w:pPr>
-              <w:pStyle w:val="Compact"/>
-              <w:jc w:val="left"/>
-            </w:pPr>
-            <w:r>
-              <w:t xml:space="preserve">25 to 28</w:t>
-            </w:r>
-          </w:p>
-        </w:tc>
-        <w:tc>
-          <w:tcPr>
-            <w:tcW w:type="dxa" w:w="2340"/>
-          </w:tcPr>
-          <w:p>
-            <w:pPr>
-              <w:pStyle w:val="Compact"/>
-              <w:jc w:val="left"/>
-            </w:pPr>
-            <w:r>
-              <w:t xml:space="preserve">The crisis hits; risky ventures crash</w:t>
-            </w:r>
-          </w:p>
-        </w:tc>
-      </w:tr>
-      <w:tr>
-        <w:tc>
-          <w:tcPr>
-            <w:tcW w:type="dxa" w:w="2340"/>
-          </w:tcPr>
-          <w:p>
-            <w:pPr>
-              <w:pStyle w:val="Compact"/>
-              <w:jc w:val="left"/>
-            </w:pPr>
-            <w:r>
-              <w:t xml:space="preserve">7</w:t>
-            </w:r>
-          </w:p>
-        </w:tc>
-        <w:tc>
-          <w:tcPr>
-            <w:tcW w:type="dxa" w:w="2340"/>
-          </w:tcPr>
-          <w:p>
-            <w:pPr>
-              <w:pStyle w:val="Compact"/>
-              <w:jc w:val="left"/>
-            </w:pPr>
-            <w:r>
-              <w:t xml:space="preserve">2.17 Day 2</w:t>
-            </w:r>
-          </w:p>
-        </w:tc>
-        <w:tc>
-          <w:tcPr>
-            <w:tcW w:type="dxa" w:w="2340"/>
-          </w:tcPr>
-          <w:p>
-            <w:pPr>
-              <w:pStyle w:val="Compact"/>
-              <w:jc w:val="left"/>
-            </w:pPr>
-            <w:r>
-              <w:t xml:space="preserve">29 to 32</w:t>
-            </w:r>
-          </w:p>
-        </w:tc>
-        <w:tc>
-          <w:tcPr>
-            <w:tcW w:type="dxa" w:w="2340"/>
-          </w:tcPr>
-          <w:p>
-            <w:pPr>
-              <w:pStyle w:val="Compact"/>
-              <w:jc w:val="left"/>
-            </w:pPr>
-            <w:r>
-              <w:t xml:space="preserve">Crisis deepens; the last dispatch hints at recovery</w:t>
-            </w:r>
-          </w:p>
-        </w:tc>
-      </w:tr>
-      <w:tr>
-        <w:tc>
-          <w:tcPr>
-            <w:tcW w:type="dxa" w:w="2340"/>
-          </w:tcPr>
-          <w:p>
-            <w:pPr>
-              <w:pStyle w:val="Compact"/>
-              <w:jc w:val="left"/>
-            </w:pPr>
-            <w:r>
-              <w:t xml:space="preserve">8</w:t>
-            </w:r>
-          </w:p>
-        </w:tc>
-        <w:tc>
-          <w:tcPr>
-            <w:tcW w:type="dxa" w:w="2340"/>
-          </w:tcPr>
-          <w:p>
-            <w:pPr>
-              <w:pStyle w:val="Compact"/>
-              <w:jc w:val="left"/>
-            </w:pPr>
-            <w:r>
-              <w:t xml:space="preserve">2.18</w:t>
-            </w:r>
-          </w:p>
-        </w:tc>
-        <w:tc>
-          <w:tcPr>
-            <w:tcW w:type="dxa" w:w="2340"/>
-          </w:tcPr>
-          <w:p>
-            <w:pPr>
-              <w:pStyle w:val="Compact"/>
-              <w:jc w:val="left"/>
-            </w:pPr>
-            <w:r>
-              <w:t xml:space="preserve">33 to 40</w:t>
-            </w:r>
-          </w:p>
-        </w:tc>
-        <w:tc>
-          <w:tcPr>
-            <w:tcW w:type="dxa" w:w="2340"/>
-          </w:tcPr>
-          <w:p>
-            <w:pPr>
-              <w:pStyle w:val="Compact"/>
-              <w:jc w:val="left"/>
-            </w:pPr>
-            <w:r>
-              <w:t xml:space="preserve">Recovery; buying low; rebalancing</w:t>
-            </w:r>
-          </w:p>
-        </w:tc>
-      </w:tr>
-      <w:tr>
-        <w:tc>
-          <w:tcPr>
-            <w:tcW w:type="dxa" w:w="2340"/>
-          </w:tcPr>
-          <w:p>
-            <w:pPr>
-              <w:pStyle w:val="Compact"/>
-              <w:jc w:val="left"/>
-            </w:pPr>
-            <w:r>
-              <w:t xml:space="preserve">9</w:t>
-            </w:r>
-          </w:p>
-        </w:tc>
-        <w:tc>
-          <w:tcPr>
-            <w:tcW w:type="dxa" w:w="2340"/>
-          </w:tcPr>
-          <w:p>
-            <w:pPr>
-              <w:pStyle w:val="Compact"/>
-              <w:jc w:val="left"/>
-            </w:pPr>
-            <w:r>
-              <w:t xml:space="preserve">2.19 Day 1</w:t>
-            </w:r>
-          </w:p>
-        </w:tc>
-        <w:tc>
-          <w:tcPr>
-            <w:tcW w:type="dxa" w:w="2340"/>
-          </w:tcPr>
-          <w:p>
-            <w:pPr>
-              <w:pStyle w:val="Compact"/>
-              <w:jc w:val="left"/>
-            </w:pPr>
-            <w:r>
-              <w:t xml:space="preserve">frozen at 40</w:t>
-            </w:r>
-          </w:p>
-        </w:tc>
-        <w:tc>
-          <w:tcPr>
-            <w:tcW w:type="dxa" w:w="2340"/>
-          </w:tcPr>
-          <w:p>
-            <w:pPr>
-              <w:pStyle w:val="Compact"/>
-              <w:jc w:val="left"/>
-            </w:pPr>
-            <w:r>
-              <w:t xml:space="preserve">The closing bell; leaderboard; the reveal</w:t>
-            </w:r>
-          </w:p>
-        </w:tc>
-      </w:tr>
-      <w:tr>
-        <w:tc>
-          <w:tcPr>
-            <w:tcW w:type="dxa" w:w="2340"/>
-          </w:tcPr>
-          <w:p>
-            <w:pPr>
-              <w:pStyle w:val="Compact"/>
-              <w:jc w:val="left"/>
-            </w:pPr>
-            <w:r>
-              <w:t xml:space="preserve">10</w:t>
-            </w:r>
-          </w:p>
-        </w:tc>
-        <w:tc>
-          <w:tcPr>
-            <w:tcW w:type="dxa" w:w="2340"/>
-          </w:tcPr>
-          <w:p>
-            <w:pPr>
-              <w:pStyle w:val="Compact"/>
-              <w:jc w:val="left"/>
-            </w:pPr>
-            <w:r>
-              <w:t xml:space="preserve">2.19 Day 2</w:t>
-            </w:r>
-          </w:p>
-        </w:tc>
-        <w:tc>
-          <w:tcPr>
-            <w:tcW w:type="dxa" w:w="2340"/>
-          </w:tcPr>
-          <w:p>
-            <w:pPr>
-              <w:pStyle w:val="Compact"/>
-              <w:jc w:val="left"/>
-            </w:pPr>
-            <w:r>
-              <w:t xml:space="preserve">closed</w:t>
-            </w:r>
-          </w:p>
-        </w:tc>
-        <w:tc>
-          <w:tcPr>
-            <w:tcW w:type="dxa" w:w="2340"/>
-          </w:tcPr>
-          <w:p>
-            <w:pPr>
-              <w:pStyle w:val="Compact"/>
-              <w:jc w:val="left"/>
-            </w:pPr>
-            <w:r>
-              <w:t xml:space="preserve">The Investor Report is written</w:t>
-            </w:r>
-          </w:p>
-        </w:tc>
-      </w:tr>
-      <w:tr>
-        <w:tc>
-          <w:tcPr>
-            <w:tcW w:type="dxa" w:w="2340"/>
-          </w:tcPr>
-          <w:p>
-            <w:pPr>
-              <w:pStyle w:val="Compact"/>
-              <w:jc w:val="left"/>
-            </w:pPr>
-            <w:r>
-              <w:t xml:space="preserve">11</w:t>
-            </w:r>
-          </w:p>
-        </w:tc>
-        <w:tc>
-          <w:tcPr>
-            <w:tcW w:type="dxa" w:w="2340"/>
-          </w:tcPr>
-          <w:p>
-            <w:pPr>
-              <w:pStyle w:val="Compact"/>
-              <w:jc w:val="left"/>
-            </w:pPr>
-            <w:r>
-              <w:t xml:space="preserve">2.20 (10 min)</w:t>
-            </w:r>
-          </w:p>
-        </w:tc>
-        <w:tc>
-          <w:tcPr>
-            <w:tcW w:type="dxa" w:w="2340"/>
-          </w:tcPr>
-          <w:p>
-            <w:pPr>
-              <w:pStyle w:val="Compact"/>
-              <w:jc w:val="left"/>
-            </w:pPr>
-            <w:r>
-              <w:t xml:space="preserve">41 to 47</w:t>
-            </w:r>
-          </w:p>
-        </w:tc>
-        <w:tc>
-          <w:tcPr>
-            <w:tcW w:type="dxa" w:w="2340"/>
-          </w:tcPr>
-          <w:p>
-            <w:pPr>
-              <w:pStyle w:val="Compact"/>
-              <w:jc w:val="left"/>
-            </w:pPr>
-            <w:r>
-              <w:t xml:space="preserve">Round 2 opens: trading with the reveal in hand</w:t>
-            </w:r>
-          </w:p>
-        </w:tc>
-      </w:tr>
-      <w:tr>
-        <w:tc>
-          <w:tcPr>
-            <w:tcW w:type="dxa" w:w="2340"/>
-          </w:tcPr>
-          <w:p>
-            <w:pPr>
-              <w:pStyle w:val="Compact"/>
-              <w:jc w:val="left"/>
-            </w:pPr>
-            <w:r>
-              <w:t xml:space="preserve">12</w:t>
-            </w:r>
-          </w:p>
-        </w:tc>
-        <w:tc>
-          <w:tcPr>
-            <w:tcW w:type="dxa" w:w="2340"/>
-          </w:tcPr>
-          <w:p>
-            <w:pPr>
-              <w:pStyle w:val="Compact"/>
-              <w:jc w:val="left"/>
-            </w:pPr>
-            <w:r>
-              <w:t xml:space="preserve">2.21 (10 min)</w:t>
-            </w:r>
-          </w:p>
-        </w:tc>
-        <w:tc>
-          <w:tcPr>
-            <w:tcW w:type="dxa" w:w="2340"/>
-          </w:tcPr>
-          <w:p>
-            <w:pPr>
-              <w:pStyle w:val="Compact"/>
-              <w:jc w:val="left"/>
-            </w:pPr>
-            <w:r>
-              <w:t xml:space="preserve">48 to 54</w:t>
-            </w:r>
-          </w:p>
-        </w:tc>
-        <w:tc>
-          <w:tcPr>
-            <w:tcW w:type="dxa" w:w="2340"/>
-          </w:tcPr>
-          <w:p>
-            <w:pPr>
-              <w:pStyle w:val="Compact"/>
-              <w:jc w:val="left"/>
-            </w:pPr>
-            <w:r>
-              <w:t xml:space="preserve">Round 2 continues; some ventures surge</w:t>
-            </w:r>
-          </w:p>
-        </w:tc>
-      </w:tr>
-      <w:tr>
-        <w:tc>
-          <w:tcPr>
-            <w:tcW w:type="dxa" w:w="2340"/>
-          </w:tcPr>
-          <w:p>
-            <w:pPr>
-              <w:pStyle w:val="Compact"/>
-              <w:jc w:val="left"/>
-            </w:pPr>
-            <w:r>
-              <w:t xml:space="preserve">13</w:t>
-            </w:r>
-          </w:p>
-        </w:tc>
-        <w:tc>
-          <w:tcPr>
-            <w:tcW w:type="dxa" w:w="2340"/>
-          </w:tcPr>
-          <w:p>
-            <w:pPr>
-              <w:pStyle w:val="Compact"/>
-              <w:jc w:val="left"/>
-            </w:pPr>
-            <w:r>
-              <w:t xml:space="preserve">2.22 (10 min)</w:t>
-            </w:r>
-          </w:p>
-        </w:tc>
-        <w:tc>
-          <w:tcPr>
-            <w:tcW w:type="dxa" w:w="2340"/>
-          </w:tcPr>
-          <w:p>
-            <w:pPr>
-              <w:pStyle w:val="Compact"/>
-              <w:jc w:val="left"/>
-            </w:pPr>
-            <w:r>
-              <w:t xml:space="preserve">55 to 60</w:t>
-            </w:r>
-          </w:p>
-        </w:tc>
-        <w:tc>
-          <w:tcPr>
-            <w:tcW w:type="dxa" w:w="2340"/>
-          </w:tcPr>
-          <w:p>
-            <w:pPr>
-              <w:pStyle w:val="Compact"/>
-              <w:jc w:val="left"/>
-            </w:pPr>
-            <w:r>
-              <w:t xml:space="preserve">Round 2 closes; Round 2 leaderboard</w:t>
-            </w:r>
-          </w:p>
-        </w:tc>
-      </w:tr>
-    </w:tbl>
-    <w:p>
-      <w:pPr>
-        <w:pStyle w:val="BodyText"/>
-      </w:pPr>
-      <w:r>
-        <w:t xml:space="preserve">Before each period, use Jump to Window in the Command Bridge to set the day’s opening window so every period sees the same story; advance through the day’s windows during the trading window. Turn off auto-advance for the class run.</w:t>
-      </w:r>
-    </w:p>
-    <w:p>
-      <w:r>
-        <w:br w:type="page"/>
-      </w:r>
-    </w:p>
-    <w:p>
-      <w:pPr>
-        <w:pStyle w:val="Heading1"/>
-      </w:pPr>
-      <w:bookmarkStart w:id="23" w:name="the-project-sheet-student-version"/>
-      <w:r>
-        <w:t xml:space="preserve">The project sheet (student version)</w:t>
-      </w:r>
-      <w:bookmarkEnd w:id="23"/>
-    </w:p>
-    <w:p>
-      <w:pPr>
-        <w:pStyle w:val="FirstParagraph"/>
-      </w:pPr>
-      <w:r>
-        <w:t xml:space="preserve">Name: ______________________ Date: __________ Period: ______ Merchant number: ______</w:t>
-      </w:r>
-    </w:p>
-    <w:p>
-      <w:pPr>
-        <w:pStyle w:val="Heading2"/>
-      </w:pPr>
-      <w:bookmarkStart w:id="24" w:name="the-scenario"/>
-      <w:r>
-        <w:t xml:space="preserve">The scenario</w:t>
-      </w:r>
-      <w:bookmarkEnd w:id="24"/>
-    </w:p>
-    <w:p>
-      <w:pPr>
-        <w:pStyle w:val="FirstParagraph"/>
-      </w:pPr>
-      <w:r>
-        <w:t xml:space="preserve">You are a new merchant on ClassroomStreet with AQ25,000 you did not have yesterday. For ten class days you will buy and sell seven ventures, read the news, live through a crash, and find out on Day 9 what you were really buying. Then you write the Investor Report: what you did, why, what it cost or earned, and what it changed about your own budget.</w:t>
-      </w:r>
-    </w:p>
-    <w:p>
-      <w:pPr>
-        <w:pStyle w:val="BodyText"/>
-      </w:pPr>
-      <w:r>
-        <w:t xml:space="preserve">The leaderboard is real and I will read the top five. The grade is not the leaderboard. The grade is whether you can explain your decisions with numbers, whether you kept your head in the crisis, and whether you took what you learned back to your own money.</w:t>
-      </w:r>
-    </w:p>
-    <w:p>
-      <w:pPr>
-        <w:pStyle w:val="Heading2"/>
-      </w:pPr>
-      <w:bookmarkStart w:id="25" w:name="what-you-turn-in"/>
-      <w:r>
-        <w:t xml:space="preserve">What you turn in</w:t>
-      </w:r>
-      <w:bookmarkEnd w:id="25"/>
     </w:p>
     <w:tbl>
       <w:tblPr>
@@ -1286,7 +375,7 @@
               <w:jc w:val="left"/>
             </w:pPr>
             <w:r>
-              <w:t xml:space="preserve">Deliverable</w:t>
+              <w:t xml:space="preserve">Class day</w:t>
             </w:r>
           </w:p>
         </w:tc>
@@ -1303,7 +392,7 @@
               <w:jc w:val="left"/>
             </w:pPr>
             <w:r>
-              <w:t xml:space="preserve">What it is</w:t>
+              <w:t xml:space="preserve">Lesson</w:t>
             </w:r>
           </w:p>
         </w:tc>
@@ -1320,7 +409,7 @@
               <w:jc w:val="left"/>
             </w:pPr>
             <w:r>
-              <w:t xml:space="preserve">When</w:t>
+              <w:t xml:space="preserve">Windows</w:t>
             </w:r>
           </w:p>
         </w:tc>
@@ -1337,7 +426,7 @@
               <w:jc w:val="left"/>
             </w:pPr>
             <w:r>
-              <w:t xml:space="preserve">Rubric criterion</w:t>
+              <w:t xml:space="preserve">What the market does</w:t>
             </w:r>
           </w:p>
         </w:tc>
@@ -1350,40 +439,40 @@
               <w:jc w:val="left"/>
             </w:pPr>
             <w:r>
-              <w:t xml:space="preserve">1. The Investor Journal</w:t>
-            </w:r>
-          </w:p>
-        </w:tc>
-        <w:tc>
-          <w:p>
-            <w:pPr>
-              <w:pStyle w:val="Compact"/>
-              <w:jc w:val="left"/>
-            </w:pPr>
-            <w:r>
-              <w:t xml:space="preserve">Ten entries, one per class day, each with what I did, why, what happened, and my total fortune</w:t>
-            </w:r>
-          </w:p>
-        </w:tc>
-        <w:tc>
-          <w:p>
-            <w:pPr>
-              <w:pStyle w:val="Compact"/>
-              <w:jc w:val="left"/>
-            </w:pPr>
-            <w:r>
-              <w:t xml:space="preserve">Entries 1 to 10 by the end of Lesson 2.19 Day 2 (the three short Round 2 lines follow in Lessons 2.20 to 2.22 as daily work)</w:t>
-            </w:r>
-          </w:p>
-        </w:tc>
-        <w:tc>
-          <w:p>
-            <w:pPr>
-              <w:pStyle w:val="Compact"/>
-              <w:jc w:val="left"/>
-            </w:pPr>
-            <w:r>
-              <w:t xml:space="preserve">1. Trading participation and journal</w:t>
+              <w:t xml:space="preserve">1</w:t>
+            </w:r>
+          </w:p>
+        </w:tc>
+        <w:tc>
+          <w:p>
+            <w:pPr>
+              <w:pStyle w:val="Compact"/>
+              <w:jc w:val="left"/>
+            </w:pPr>
+            <w:r>
+              <w:t xml:space="preserve">2.14 Day 1</w:t>
+            </w:r>
+          </w:p>
+        </w:tc>
+        <w:tc>
+          <w:p>
+            <w:pPr>
+              <w:pStyle w:val="Compact"/>
+              <w:jc w:val="left"/>
+            </w:pPr>
+            <w:r>
+              <w:t xml:space="preserve">1 to 2</w:t>
+            </w:r>
+          </w:p>
+        </w:tc>
+        <w:tc>
+          <w:p>
+            <w:pPr>
+              <w:pStyle w:val="Compact"/>
+              <w:jc w:val="left"/>
+            </w:pPr>
+            <w:r>
+              <w:t xml:space="preserve">Opening prices; first buys</w:t>
             </w:r>
           </w:p>
         </w:tc>
@@ -1396,40 +485,40 @@
               <w:jc w:val="left"/>
             </w:pPr>
             <w:r>
-              <w:t xml:space="preserve">2. The decision grid</w:t>
-            </w:r>
-          </w:p>
-        </w:tc>
-        <w:tc>
-          <w:p>
-            <w:pPr>
-              <w:pStyle w:val="Compact"/>
-              <w:jc w:val="left"/>
-            </w:pPr>
-            <w:r>
-              <w:t xml:space="preserve">The five-step decision model applied to sell, hold, or buy on the day the crisis hit, with the look back filled the next day</w:t>
-            </w:r>
-          </w:p>
-        </w:tc>
-        <w:tc>
-          <w:p>
-            <w:pPr>
-              <w:pStyle w:val="Compact"/>
-              <w:jc w:val="left"/>
-            </w:pPr>
-            <w:r>
-              <w:t xml:space="preserve">Lesson 2.17</w:t>
-            </w:r>
-          </w:p>
-        </w:tc>
-        <w:tc>
-          <w:p>
-            <w:pPr>
-              <w:pStyle w:val="Compact"/>
-              <w:jc w:val="left"/>
-            </w:pPr>
-            <w:r>
-              <w:t xml:space="preserve">3. Emotional control during the crisis</w:t>
+              <w:t xml:space="preserve">2</w:t>
+            </w:r>
+          </w:p>
+        </w:tc>
+        <w:tc>
+          <w:p>
+            <w:pPr>
+              <w:pStyle w:val="Compact"/>
+              <w:jc w:val="left"/>
+            </w:pPr>
+            <w:r>
+              <w:t xml:space="preserve">2.14 Day 2</w:t>
+            </w:r>
+          </w:p>
+        </w:tc>
+        <w:tc>
+          <w:p>
+            <w:pPr>
+              <w:pStyle w:val="Compact"/>
+              <w:jc w:val="left"/>
+            </w:pPr>
+            <w:r>
+              <w:t xml:space="preserve">3 to 6</w:t>
+            </w:r>
+          </w:p>
+        </w:tc>
+        <w:tc>
+          <w:p>
+            <w:pPr>
+              <w:pStyle w:val="Compact"/>
+              <w:jc w:val="left"/>
+            </w:pPr>
+            <w:r>
+              <w:t xml:space="preserve">Calm; small moves</w:t>
             </w:r>
           </w:p>
         </w:tc>
@@ -1442,40 +531,40 @@
               <w:jc w:val="left"/>
             </w:pPr>
             <w:r>
-              <w:t xml:space="preserve">3. The Return Math handout</w:t>
-            </w:r>
-          </w:p>
-        </w:tc>
-        <w:tc>
-          <w:p>
-            <w:pPr>
-              <w:pStyle w:val="Compact"/>
-              <w:jc w:val="left"/>
-            </w:pPr>
-            <w:r>
-              <w:t xml:space="preserve">Parts A, B, and C complete; your own percent return in Part B</w:t>
-            </w:r>
-          </w:p>
-        </w:tc>
-        <w:tc>
-          <w:p>
-            <w:pPr>
-              <w:pStyle w:val="Compact"/>
-              <w:jc w:val="left"/>
-            </w:pPr>
-            <w:r>
-              <w:t xml:space="preserve">Lesson 2.18</w:t>
-            </w:r>
-          </w:p>
-        </w:tc>
-        <w:tc>
-          <w:p>
-            <w:pPr>
-              <w:pStyle w:val="Compact"/>
-              <w:jc w:val="left"/>
-            </w:pPr>
-            <w:r>
-              <w:t xml:space="preserve">4. The report’s math and reflection</w:t>
+              <w:t xml:space="preserve">3</w:t>
+            </w:r>
+          </w:p>
+        </w:tc>
+        <w:tc>
+          <w:p>
+            <w:pPr>
+              <w:pStyle w:val="Compact"/>
+              <w:jc w:val="left"/>
+            </w:pPr>
+            <w:r>
+              <w:t xml:space="preserve">2.15 Day 1</w:t>
+            </w:r>
+          </w:p>
+        </w:tc>
+        <w:tc>
+          <w:p>
+            <w:pPr>
+              <w:pStyle w:val="Compact"/>
+              <w:jc w:val="left"/>
+            </w:pPr>
+            <w:r>
+              <w:t xml:space="preserve">7 to 12</w:t>
+            </w:r>
+          </w:p>
+        </w:tc>
+        <w:tc>
+          <w:p>
+            <w:pPr>
+              <w:pStyle w:val="Compact"/>
+              <w:jc w:val="left"/>
+            </w:pPr>
+            <w:r>
+              <w:t xml:space="preserve">First real news moves</w:t>
             </w:r>
           </w:p>
         </w:tc>
@@ -1488,40 +577,40 @@
               <w:jc w:val="left"/>
             </w:pPr>
             <w:r>
-              <w:t xml:space="preserve">4. The Investor Report</w:t>
-            </w:r>
-          </w:p>
-        </w:tc>
-        <w:tc>
-          <w:p>
-            <w:pPr>
-              <w:pStyle w:val="Compact"/>
-              <w:jc w:val="left"/>
-            </w:pPr>
-            <w:r>
-              <w:t xml:space="preserve">Seven parts: starting and ending balance; percent return with the formula; three decisions and why, each with a ledger number; what the crisis taught me; one thing I would do differently; the reveal table; the revised personal budget with a savings line</w:t>
-            </w:r>
-          </w:p>
-        </w:tc>
-        <w:tc>
-          <w:p>
-            <w:pPr>
-              <w:pStyle w:val="Compact"/>
-              <w:jc w:val="left"/>
-            </w:pPr>
-            <w:r>
-              <w:t xml:space="preserve">Lesson 2.19 Day 2</w:t>
-            </w:r>
-          </w:p>
-        </w:tc>
-        <w:tc>
-          <w:p>
-            <w:pPr>
-              <w:pStyle w:val="Compact"/>
-              <w:jc w:val="left"/>
-            </w:pPr>
-            <w:r>
-              <w:t xml:space="preserve">2, 3, 4, and 5</w:t>
+              <w:t xml:space="preserve">4</w:t>
+            </w:r>
+          </w:p>
+        </w:tc>
+        <w:tc>
+          <w:p>
+            <w:pPr>
+              <w:pStyle w:val="Compact"/>
+              <w:jc w:val="left"/>
+            </w:pPr>
+            <w:r>
+              <w:t xml:space="preserve">2.15 Day 2</w:t>
+            </w:r>
+          </w:p>
+        </w:tc>
+        <w:tc>
+          <w:p>
+            <w:pPr>
+              <w:pStyle w:val="Compact"/>
+              <w:jc w:val="left"/>
+            </w:pPr>
+            <w:r>
+              <w:t xml:space="preserve">13 to 18</w:t>
+            </w:r>
+          </w:p>
+        </w:tc>
+        <w:tc>
+          <w:p>
+            <w:pPr>
+              <w:pStyle w:val="Compact"/>
+              <w:jc w:val="left"/>
+            </w:pPr>
+            <w:r>
+              <w:t xml:space="preserve">More news; one hype dispatch if the teacher sends it</w:t>
             </w:r>
           </w:p>
         </w:tc>
@@ -1534,40 +623,408 @@
               <w:jc w:val="left"/>
             </w:pPr>
             <w:r>
-              <w:t xml:space="preserve">5. The revised personal budget</w:t>
-            </w:r>
-          </w:p>
-        </w:tc>
-        <w:tc>
-          <w:p>
-            <w:pPr>
-              <w:pStyle w:val="Compact"/>
-              <w:jc w:val="left"/>
-            </w:pPr>
-            <w:r>
-              <w:t xml:space="preserve">Part 7 of the report: your Lesson 2.9 budget with a savings line added or raised, paid first, and two sentences on why</w:t>
-            </w:r>
-          </w:p>
-        </w:tc>
-        <w:tc>
-          <w:p>
-            <w:pPr>
-              <w:pStyle w:val="Compact"/>
-              <w:jc w:val="left"/>
-            </w:pPr>
-            <w:r>
-              <w:t xml:space="preserve">Lesson 2.19 Day 2</w:t>
-            </w:r>
-          </w:p>
-        </w:tc>
-        <w:tc>
-          <w:p>
-            <w:pPr>
-              <w:pStyle w:val="Compact"/>
-              <w:jc w:val="left"/>
-            </w:pPr>
-            <w:r>
-              <w:t xml:space="preserve">5. The revised budget</w:t>
+              <w:t xml:space="preserve">5</w:t>
+            </w:r>
+          </w:p>
+        </w:tc>
+        <w:tc>
+          <w:p>
+            <w:pPr>
+              <w:pStyle w:val="Compact"/>
+              <w:jc w:val="left"/>
+            </w:pPr>
+            <w:r>
+              <w:t xml:space="preserve">2.16</w:t>
+            </w:r>
+          </w:p>
+        </w:tc>
+        <w:tc>
+          <w:p>
+            <w:pPr>
+              <w:pStyle w:val="Compact"/>
+              <w:jc w:val="left"/>
+            </w:pPr>
+            <w:r>
+              <w:t xml:space="preserve">19 to 24</w:t>
+            </w:r>
+          </w:p>
+        </w:tc>
+        <w:tc>
+          <w:p>
+            <w:pPr>
+              <w:pStyle w:val="Compact"/>
+              <w:jc w:val="left"/>
+            </w:pPr>
+            <w:r>
+              <w:t xml:space="preserve">Last calm day; prices get jumpy</w:t>
+            </w:r>
+          </w:p>
+        </w:tc>
+      </w:tr>
+      <w:tr>
+        <w:tc>
+          <w:p>
+            <w:pPr>
+              <w:pStyle w:val="Compact"/>
+              <w:jc w:val="left"/>
+            </w:pPr>
+            <w:r>
+              <w:t xml:space="preserve">6</w:t>
+            </w:r>
+          </w:p>
+        </w:tc>
+        <w:tc>
+          <w:p>
+            <w:pPr>
+              <w:pStyle w:val="Compact"/>
+              <w:jc w:val="left"/>
+            </w:pPr>
+            <w:r>
+              <w:t xml:space="preserve">2.17 Day 1</w:t>
+            </w:r>
+          </w:p>
+        </w:tc>
+        <w:tc>
+          <w:p>
+            <w:pPr>
+              <w:pStyle w:val="Compact"/>
+              <w:jc w:val="left"/>
+            </w:pPr>
+            <w:r>
+              <w:t xml:space="preserve">25 to 28</w:t>
+            </w:r>
+          </w:p>
+        </w:tc>
+        <w:tc>
+          <w:p>
+            <w:pPr>
+              <w:pStyle w:val="Compact"/>
+              <w:jc w:val="left"/>
+            </w:pPr>
+            <w:r>
+              <w:t xml:space="preserve">The crisis hits; risky ventures crash</w:t>
+            </w:r>
+          </w:p>
+        </w:tc>
+      </w:tr>
+      <w:tr>
+        <w:tc>
+          <w:p>
+            <w:pPr>
+              <w:pStyle w:val="Compact"/>
+              <w:jc w:val="left"/>
+            </w:pPr>
+            <w:r>
+              <w:t xml:space="preserve">7</w:t>
+            </w:r>
+          </w:p>
+        </w:tc>
+        <w:tc>
+          <w:p>
+            <w:pPr>
+              <w:pStyle w:val="Compact"/>
+              <w:jc w:val="left"/>
+            </w:pPr>
+            <w:r>
+              <w:t xml:space="preserve">2.17 Day 2</w:t>
+            </w:r>
+          </w:p>
+        </w:tc>
+        <w:tc>
+          <w:p>
+            <w:pPr>
+              <w:pStyle w:val="Compact"/>
+              <w:jc w:val="left"/>
+            </w:pPr>
+            <w:r>
+              <w:t xml:space="preserve">29 to 32</w:t>
+            </w:r>
+          </w:p>
+        </w:tc>
+        <w:tc>
+          <w:p>
+            <w:pPr>
+              <w:pStyle w:val="Compact"/>
+              <w:jc w:val="left"/>
+            </w:pPr>
+            <w:r>
+              <w:t xml:space="preserve">Crisis deepens; the last dispatch hints at recovery</w:t>
+            </w:r>
+          </w:p>
+        </w:tc>
+      </w:tr>
+      <w:tr>
+        <w:tc>
+          <w:p>
+            <w:pPr>
+              <w:pStyle w:val="Compact"/>
+              <w:jc w:val="left"/>
+            </w:pPr>
+            <w:r>
+              <w:t xml:space="preserve">8</w:t>
+            </w:r>
+          </w:p>
+        </w:tc>
+        <w:tc>
+          <w:p>
+            <w:pPr>
+              <w:pStyle w:val="Compact"/>
+              <w:jc w:val="left"/>
+            </w:pPr>
+            <w:r>
+              <w:t xml:space="preserve">2.18</w:t>
+            </w:r>
+          </w:p>
+        </w:tc>
+        <w:tc>
+          <w:p>
+            <w:pPr>
+              <w:pStyle w:val="Compact"/>
+              <w:jc w:val="left"/>
+            </w:pPr>
+            <w:r>
+              <w:t xml:space="preserve">33 to 40</w:t>
+            </w:r>
+          </w:p>
+        </w:tc>
+        <w:tc>
+          <w:p>
+            <w:pPr>
+              <w:pStyle w:val="Compact"/>
+              <w:jc w:val="left"/>
+            </w:pPr>
+            <w:r>
+              <w:t xml:space="preserve">Recovery; buying low; rebalancing</w:t>
+            </w:r>
+          </w:p>
+        </w:tc>
+      </w:tr>
+      <w:tr>
+        <w:tc>
+          <w:p>
+            <w:pPr>
+              <w:pStyle w:val="Compact"/>
+              <w:jc w:val="left"/>
+            </w:pPr>
+            <w:r>
+              <w:t xml:space="preserve">9</w:t>
+            </w:r>
+          </w:p>
+        </w:tc>
+        <w:tc>
+          <w:p>
+            <w:pPr>
+              <w:pStyle w:val="Compact"/>
+              <w:jc w:val="left"/>
+            </w:pPr>
+            <w:r>
+              <w:t xml:space="preserve">2.19 Day 1</w:t>
+            </w:r>
+          </w:p>
+        </w:tc>
+        <w:tc>
+          <w:p>
+            <w:pPr>
+              <w:pStyle w:val="Compact"/>
+              <w:jc w:val="left"/>
+            </w:pPr>
+            <w:r>
+              <w:t xml:space="preserve">frozen at 40</w:t>
+            </w:r>
+          </w:p>
+        </w:tc>
+        <w:tc>
+          <w:p>
+            <w:pPr>
+              <w:pStyle w:val="Compact"/>
+              <w:jc w:val="left"/>
+            </w:pPr>
+            <w:r>
+              <w:t xml:space="preserve">The closing bell; leaderboard; the reveal</w:t>
+            </w:r>
+          </w:p>
+        </w:tc>
+      </w:tr>
+      <w:tr>
+        <w:tc>
+          <w:p>
+            <w:pPr>
+              <w:pStyle w:val="Compact"/>
+              <w:jc w:val="left"/>
+            </w:pPr>
+            <w:r>
+              <w:t xml:space="preserve">10</w:t>
+            </w:r>
+          </w:p>
+        </w:tc>
+        <w:tc>
+          <w:p>
+            <w:pPr>
+              <w:pStyle w:val="Compact"/>
+              <w:jc w:val="left"/>
+            </w:pPr>
+            <w:r>
+              <w:t xml:space="preserve">2.19 Day 2</w:t>
+            </w:r>
+          </w:p>
+        </w:tc>
+        <w:tc>
+          <w:p>
+            <w:pPr>
+              <w:pStyle w:val="Compact"/>
+              <w:jc w:val="left"/>
+            </w:pPr>
+            <w:r>
+              <w:t xml:space="preserve">closed</w:t>
+            </w:r>
+          </w:p>
+        </w:tc>
+        <w:tc>
+          <w:p>
+            <w:pPr>
+              <w:pStyle w:val="Compact"/>
+              <w:jc w:val="left"/>
+            </w:pPr>
+            <w:r>
+              <w:t xml:space="preserve">The Investor Report is written</w:t>
+            </w:r>
+          </w:p>
+        </w:tc>
+      </w:tr>
+      <w:tr>
+        <w:tc>
+          <w:p>
+            <w:pPr>
+              <w:pStyle w:val="Compact"/>
+              <w:jc w:val="left"/>
+            </w:pPr>
+            <w:r>
+              <w:t xml:space="preserve">11</w:t>
+            </w:r>
+          </w:p>
+        </w:tc>
+        <w:tc>
+          <w:p>
+            <w:pPr>
+              <w:pStyle w:val="Compact"/>
+              <w:jc w:val="left"/>
+            </w:pPr>
+            <w:r>
+              <w:t xml:space="preserve">2.20 (10 min)</w:t>
+            </w:r>
+          </w:p>
+        </w:tc>
+        <w:tc>
+          <w:p>
+            <w:pPr>
+              <w:pStyle w:val="Compact"/>
+              <w:jc w:val="left"/>
+            </w:pPr>
+            <w:r>
+              <w:t xml:space="preserve">41 to 47</w:t>
+            </w:r>
+          </w:p>
+        </w:tc>
+        <w:tc>
+          <w:p>
+            <w:pPr>
+              <w:pStyle w:val="Compact"/>
+              <w:jc w:val="left"/>
+            </w:pPr>
+            <w:r>
+              <w:t xml:space="preserve">Round 2 opens: trading with the reveal in hand</w:t>
+            </w:r>
+          </w:p>
+        </w:tc>
+      </w:tr>
+      <w:tr>
+        <w:tc>
+          <w:p>
+            <w:pPr>
+              <w:pStyle w:val="Compact"/>
+              <w:jc w:val="left"/>
+            </w:pPr>
+            <w:r>
+              <w:t xml:space="preserve">12</w:t>
+            </w:r>
+          </w:p>
+        </w:tc>
+        <w:tc>
+          <w:p>
+            <w:pPr>
+              <w:pStyle w:val="Compact"/>
+              <w:jc w:val="left"/>
+            </w:pPr>
+            <w:r>
+              <w:t xml:space="preserve">2.21 (10 min)</w:t>
+            </w:r>
+          </w:p>
+        </w:tc>
+        <w:tc>
+          <w:p>
+            <w:pPr>
+              <w:pStyle w:val="Compact"/>
+              <w:jc w:val="left"/>
+            </w:pPr>
+            <w:r>
+              <w:t xml:space="preserve">48 to 54</w:t>
+            </w:r>
+          </w:p>
+        </w:tc>
+        <w:tc>
+          <w:p>
+            <w:pPr>
+              <w:pStyle w:val="Compact"/>
+              <w:jc w:val="left"/>
+            </w:pPr>
+            <w:r>
+              <w:t xml:space="preserve">Round 2 continues; some ventures surge</w:t>
+            </w:r>
+          </w:p>
+        </w:tc>
+      </w:tr>
+      <w:tr>
+        <w:tc>
+          <w:p>
+            <w:pPr>
+              <w:pStyle w:val="Compact"/>
+              <w:jc w:val="left"/>
+            </w:pPr>
+            <w:r>
+              <w:t xml:space="preserve">13</w:t>
+            </w:r>
+          </w:p>
+        </w:tc>
+        <w:tc>
+          <w:p>
+            <w:pPr>
+              <w:pStyle w:val="Compact"/>
+              <w:jc w:val="left"/>
+            </w:pPr>
+            <w:r>
+              <w:t xml:space="preserve">2.22 (10 min)</w:t>
+            </w:r>
+          </w:p>
+        </w:tc>
+        <w:tc>
+          <w:p>
+            <w:pPr>
+              <w:pStyle w:val="Compact"/>
+              <w:jc w:val="left"/>
+            </w:pPr>
+            <w:r>
+              <w:t xml:space="preserve">55 to 60</w:t>
+            </w:r>
+          </w:p>
+        </w:tc>
+        <w:tc>
+          <w:p>
+            <w:pPr>
+              <w:pStyle w:val="Compact"/>
+              <w:jc w:val="left"/>
+            </w:pPr>
+            <w:r>
+              <w:t xml:space="preserve">Round 2 closes; the leaderboard freezes and the standings go up next class</w:t>
             </w:r>
           </w:p>
         </w:tc>
@@ -1578,18 +1035,67 @@
         <w:pStyle w:val="BodyText"/>
       </w:pPr>
       <w:r>
-        <w:t xml:space="preserve">Your trades are also in the site’s ledger, which I can export. Criterion 1 uses that export and your journal together.</w:t>
+        <w:t xml:space="preserve">Before each period, use Jump to Window in the Command Bridge to set the day’s opening window so every period sees the same story; advance through the day’s windows during the trading window. Turn off auto-advance for the class run.</w:t>
+      </w:r>
+    </w:p>
+    <w:p>
+      <w:r>
+        <w:br w:type="page"/>
+      </w:r>
+    </w:p>
+    <w:p>
+      <w:pPr>
+        <w:pStyle w:val="Heading1"/>
+      </w:pPr>
+      <w:bookmarkStart w:id="23" w:name="the-project-sheet-student-version"/>
+      <w:r>
+        <w:t xml:space="preserve">The project sheet (student version)</w:t>
+      </w:r>
+      <w:bookmarkEnd w:id="23"/>
+    </w:p>
+    <w:p>
+      <w:pPr>
+        <w:pStyle w:val="FirstParagraph"/>
+      </w:pPr>
+      <w:r>
+        <w:t xml:space="preserve">Name: ______________________ Date: __________ Period: ______ Merchant number: ______</w:t>
       </w:r>
     </w:p>
     <w:p>
       <w:pPr>
         <w:pStyle w:val="Heading2"/>
       </w:pPr>
-      <w:bookmarkStart w:id="26" w:name="day-by-day"/>
-      <w:r>
-        <w:t xml:space="preserve">Day by day</w:t>
-      </w:r>
-      <w:bookmarkEnd w:id="26"/>
+      <w:bookmarkStart w:id="24" w:name="the-scenario"/>
+      <w:r>
+        <w:t xml:space="preserve">The scenario</w:t>
+      </w:r>
+      <w:bookmarkEnd w:id="24"/>
+    </w:p>
+    <w:p>
+      <w:pPr>
+        <w:pStyle w:val="FirstParagraph"/>
+      </w:pPr>
+      <w:r>
+        <w:t xml:space="preserve">You are a new merchant on ClassroomStreet with AQ25,000 you did not have yesterday. For ten class days you will buy and sell seven ventures, read the news, live through a crash, and find out on Day 9 what you were really buying. Then you write the Investor Report: what you did, why, what it cost or earned, and what it changed about your own budget.</w:t>
+      </w:r>
+    </w:p>
+    <w:p>
+      <w:pPr>
+        <w:pStyle w:val="BodyText"/>
+      </w:pPr>
+      <w:r>
+        <w:t xml:space="preserve">The leaderboard is real and I will read the top five. The grade is not the leaderboard. The grade is whether you can explain your decisions with numbers, whether you kept your head in the crisis, and whether you took what you learned back to your own money.</w:t>
+      </w:r>
+    </w:p>
+    <w:p>
+      <w:pPr>
+        <w:pStyle w:val="Heading2"/>
+      </w:pPr>
+      <w:bookmarkStart w:id="25" w:name="what-you-turn-in"/>
+      <w:r>
+        <w:t xml:space="preserve">What you turn in</w:t>
+      </w:r>
+      <w:bookmarkEnd w:id="25"/>
     </w:p>
     <w:tbl>
       <w:tblPr>
@@ -1620,6 +1126,340 @@
               <w:jc w:val="left"/>
             </w:pPr>
             <w:r>
+              <w:t xml:space="preserve">Deliverable</w:t>
+            </w:r>
+          </w:p>
+        </w:tc>
+        <w:tc>
+          <w:tcPr>
+            <w:tcBorders>
+              <w:bottom w:val="single"/>
+            </w:tcBorders>
+            <w:vAlign w:val="bottom"/>
+          </w:tcPr>
+          <w:p>
+            <w:pPr>
+              <w:pStyle w:val="Compact"/>
+              <w:jc w:val="left"/>
+            </w:pPr>
+            <w:r>
+              <w:t xml:space="preserve">What it is</w:t>
+            </w:r>
+          </w:p>
+        </w:tc>
+        <w:tc>
+          <w:tcPr>
+            <w:tcBorders>
+              <w:bottom w:val="single"/>
+            </w:tcBorders>
+            <w:vAlign w:val="bottom"/>
+          </w:tcPr>
+          <w:p>
+            <w:pPr>
+              <w:pStyle w:val="Compact"/>
+              <w:jc w:val="left"/>
+            </w:pPr>
+            <w:r>
+              <w:t xml:space="preserve">When</w:t>
+            </w:r>
+          </w:p>
+        </w:tc>
+        <w:tc>
+          <w:tcPr>
+            <w:tcBorders>
+              <w:bottom w:val="single"/>
+            </w:tcBorders>
+            <w:vAlign w:val="bottom"/>
+          </w:tcPr>
+          <w:p>
+            <w:pPr>
+              <w:pStyle w:val="Compact"/>
+              <w:jc w:val="left"/>
+            </w:pPr>
+            <w:r>
+              <w:t xml:space="preserve">Rubric criterion</w:t>
+            </w:r>
+          </w:p>
+        </w:tc>
+      </w:tr>
+      <w:tr>
+        <w:tc>
+          <w:p>
+            <w:pPr>
+              <w:pStyle w:val="Compact"/>
+              <w:jc w:val="left"/>
+            </w:pPr>
+            <w:r>
+              <w:t xml:space="preserve">1. The Investor Journal</w:t>
+            </w:r>
+          </w:p>
+        </w:tc>
+        <w:tc>
+          <w:p>
+            <w:pPr>
+              <w:pStyle w:val="Compact"/>
+              <w:jc w:val="left"/>
+            </w:pPr>
+            <w:r>
+              <w:t xml:space="preserve">Ten entries, one per class day, each with what I did, why, what happened, and my total fortune</w:t>
+            </w:r>
+          </w:p>
+        </w:tc>
+        <w:tc>
+          <w:p>
+            <w:pPr>
+              <w:pStyle w:val="Compact"/>
+              <w:jc w:val="left"/>
+            </w:pPr>
+            <w:r>
+              <w:t xml:space="preserve">Entries 1 to 10 by the end of Lesson 2.19 Day 2 (the three short Round 2 lines follow in Lessons 2.20 to 2.22 as daily work)</w:t>
+            </w:r>
+          </w:p>
+        </w:tc>
+        <w:tc>
+          <w:p>
+            <w:pPr>
+              <w:pStyle w:val="Compact"/>
+              <w:jc w:val="left"/>
+            </w:pPr>
+            <w:r>
+              <w:t xml:space="preserve">1. Trading participation and journal</w:t>
+            </w:r>
+          </w:p>
+        </w:tc>
+      </w:tr>
+      <w:tr>
+        <w:tc>
+          <w:p>
+            <w:pPr>
+              <w:pStyle w:val="Compact"/>
+              <w:jc w:val="left"/>
+            </w:pPr>
+            <w:r>
+              <w:t xml:space="preserve">2. The decision grid</w:t>
+            </w:r>
+          </w:p>
+        </w:tc>
+        <w:tc>
+          <w:p>
+            <w:pPr>
+              <w:pStyle w:val="Compact"/>
+              <w:jc w:val="left"/>
+            </w:pPr>
+            <w:r>
+              <w:t xml:space="preserve">The five-step decision model applied to sell, hold, or buy on the day the crisis hit, with the look back filled the next day</w:t>
+            </w:r>
+          </w:p>
+        </w:tc>
+        <w:tc>
+          <w:p>
+            <w:pPr>
+              <w:pStyle w:val="Compact"/>
+              <w:jc w:val="left"/>
+            </w:pPr>
+            <w:r>
+              <w:t xml:space="preserve">Lesson 2.17</w:t>
+            </w:r>
+          </w:p>
+        </w:tc>
+        <w:tc>
+          <w:p>
+            <w:pPr>
+              <w:pStyle w:val="Compact"/>
+              <w:jc w:val="left"/>
+            </w:pPr>
+            <w:r>
+              <w:t xml:space="preserve">3. Emotional control during the crisis</w:t>
+            </w:r>
+          </w:p>
+        </w:tc>
+      </w:tr>
+      <w:tr>
+        <w:tc>
+          <w:p>
+            <w:pPr>
+              <w:pStyle w:val="Compact"/>
+              <w:jc w:val="left"/>
+            </w:pPr>
+            <w:r>
+              <w:t xml:space="preserve">3. The Return Math handout</w:t>
+            </w:r>
+          </w:p>
+        </w:tc>
+        <w:tc>
+          <w:p>
+            <w:pPr>
+              <w:pStyle w:val="Compact"/>
+              <w:jc w:val="left"/>
+            </w:pPr>
+            <w:r>
+              <w:t xml:space="preserve">Parts A, B, and C complete; your own percent return in Part B</w:t>
+            </w:r>
+          </w:p>
+        </w:tc>
+        <w:tc>
+          <w:p>
+            <w:pPr>
+              <w:pStyle w:val="Compact"/>
+              <w:jc w:val="left"/>
+            </w:pPr>
+            <w:r>
+              <w:t xml:space="preserve">Lesson 2.18</w:t>
+            </w:r>
+          </w:p>
+        </w:tc>
+        <w:tc>
+          <w:p>
+            <w:pPr>
+              <w:pStyle w:val="Compact"/>
+              <w:jc w:val="left"/>
+            </w:pPr>
+            <w:r>
+              <w:t xml:space="preserve">4. The report’s math and reflection</w:t>
+            </w:r>
+          </w:p>
+        </w:tc>
+      </w:tr>
+      <w:tr>
+        <w:tc>
+          <w:p>
+            <w:pPr>
+              <w:pStyle w:val="Compact"/>
+              <w:jc w:val="left"/>
+            </w:pPr>
+            <w:r>
+              <w:t xml:space="preserve">4. The Investor Report</w:t>
+            </w:r>
+          </w:p>
+        </w:tc>
+        <w:tc>
+          <w:p>
+            <w:pPr>
+              <w:pStyle w:val="Compact"/>
+              <w:jc w:val="left"/>
+            </w:pPr>
+            <w:r>
+              <w:t xml:space="preserve">Seven parts: starting and ending balance; percent return with the formula; three decisions and why, each with a ledger number; what the crisis taught me; one thing I would do differently; the reveal table; the revised personal budget with a savings line</w:t>
+            </w:r>
+          </w:p>
+        </w:tc>
+        <w:tc>
+          <w:p>
+            <w:pPr>
+              <w:pStyle w:val="Compact"/>
+              <w:jc w:val="left"/>
+            </w:pPr>
+            <w:r>
+              <w:t xml:space="preserve">Lesson 2.19 Day 2</w:t>
+            </w:r>
+          </w:p>
+        </w:tc>
+        <w:tc>
+          <w:p>
+            <w:pPr>
+              <w:pStyle w:val="Compact"/>
+              <w:jc w:val="left"/>
+            </w:pPr>
+            <w:r>
+              <w:t xml:space="preserve">2, 3, 4, and 5</w:t>
+            </w:r>
+          </w:p>
+        </w:tc>
+      </w:tr>
+      <w:tr>
+        <w:tc>
+          <w:p>
+            <w:pPr>
+              <w:pStyle w:val="Compact"/>
+              <w:jc w:val="left"/>
+            </w:pPr>
+            <w:r>
+              <w:t xml:space="preserve">5. The revised personal budget</w:t>
+            </w:r>
+          </w:p>
+        </w:tc>
+        <w:tc>
+          <w:p>
+            <w:pPr>
+              <w:pStyle w:val="Compact"/>
+              <w:jc w:val="left"/>
+            </w:pPr>
+            <w:r>
+              <w:t xml:space="preserve">Part 7 of the report: your Lesson 2.9 budget with a savings line added or raised, paid first, and two sentences on why</w:t>
+            </w:r>
+          </w:p>
+        </w:tc>
+        <w:tc>
+          <w:p>
+            <w:pPr>
+              <w:pStyle w:val="Compact"/>
+              <w:jc w:val="left"/>
+            </w:pPr>
+            <w:r>
+              <w:t xml:space="preserve">Lesson 2.19 Day 2</w:t>
+            </w:r>
+          </w:p>
+        </w:tc>
+        <w:tc>
+          <w:p>
+            <w:pPr>
+              <w:pStyle w:val="Compact"/>
+              <w:jc w:val="left"/>
+            </w:pPr>
+            <w:r>
+              <w:t xml:space="preserve">5. The revised budget</w:t>
+            </w:r>
+          </w:p>
+        </w:tc>
+      </w:tr>
+    </w:tbl>
+    <w:p>
+      <w:pPr>
+        <w:pStyle w:val="BodyText"/>
+      </w:pPr>
+      <w:r>
+        <w:t xml:space="preserve">Your trades are also in the site’s ledger, which I can export. Criterion 1 uses that export and your journal together.</w:t>
+      </w:r>
+    </w:p>
+    <w:p>
+      <w:pPr>
+        <w:pStyle w:val="Heading2"/>
+      </w:pPr>
+      <w:bookmarkStart w:id="26" w:name="day-by-day"/>
+      <w:r>
+        <w:t xml:space="preserve">Day by day</w:t>
+      </w:r>
+      <w:bookmarkEnd w:id="26"/>
+    </w:p>
+    <w:tbl>
+      <w:tblPr>
+        <w:tblStyle w:val="Table"/>
+        <w:tblW w:type="pct" w:w="5000.0"/>
+        <w:tblLook w:firstRow="1"/>
+      </w:tblPr>
+      <w:tblGrid>
+        <w:gridCol w:w="1980"/>
+        <w:gridCol w:w="1980"/>
+        <w:gridCol w:w="1980"/>
+        <w:gridCol w:w="1980"/>
+      </w:tblGrid>
+      <w:tr>
+        <w:trPr>
+          <w:cnfStyle w:firstRow="1"/>
+        </w:trPr>
+        <w:tc>
+          <w:tcPr>
+            <w:tcBorders>
+              <w:bottom w:val="single"/>
+            </w:tcBorders>
+            <w:vAlign w:val="bottom"/>
+          </w:tcPr>
+          <w:p>
+            <w:pPr>
+              <w:pStyle w:val="Compact"/>
+              <w:jc w:val="left"/>
+            </w:pPr>
+            <w:r>
               <w:t xml:space="preserve">Day</w:t>
             </w:r>
           </w:p>
@@ -3256,7 +3096,7 @@
         <w:pStyle w:val="Compact"/>
       </w:pPr>
       <w:r>
-        <w:t xml:space="preserve">The reveal on Day 9 and the Round 2 windows on Days 11 to 13 are in that order because the scope and sequence places Topic 2.5 after Topic 2.4. Round 2 turns that constraint into a second experiment: does knowing what the ventures are change behavior? The Round 2 leaderboard on Day 13 answers it in front of the class.</w:t>
+        <w:t xml:space="preserve">The reveal on Day 9 and the Round 2 windows on Days 11 to 13 are in that order because the scope and sequence places Topic 2.5 after Topic 2.4. Round 2 turns that constraint into a second experiment: does knowing what the ventures are change behavior? The Round 2 standings, posted at the start of the next class, answer it in front of the class.</w:t>
       </w:r>
     </w:p>
     <w:p>
